--- a/public/assets/files/stacjonarne/POJ.docx
+++ b/public/assets/files/stacjonarne/POJ.docx
@@ -523,6 +523,7 @@
                 <w:i w:val="0"/>
                 <w:sz w:val="22"/>
               </w:rPr>
+              <w:t>I</w:t>
             </w:r>
           </w:p>
         </w:tc>
@@ -560,6 +561,7 @@
                 <w:i w:val="0"/>
                 <w:sz w:val="22"/>
               </w:rPr>
+              <w:t>obligatoryjny</w:t>
             </w:r>
           </w:p>
         </w:tc>

--- a/public/assets/files/stacjonarne/POJ.docx
+++ b/public/assets/files/stacjonarne/POJ.docx
@@ -681,12 +681,22 @@
         <w:tblW w:w="5000" w:type="pct"/>
       </w:tblPr>
       <w:tblGrid>
-        <w:gridCol w:w="9972"/>
+        <w:gridCol w:w="997"/>
+        <w:gridCol w:w="997"/>
+        <w:gridCol w:w="997"/>
+        <w:gridCol w:w="997"/>
+        <w:gridCol w:w="997"/>
+        <w:gridCol w:w="997"/>
+        <w:gridCol w:w="997"/>
+        <w:gridCol w:w="997"/>
+        <w:gridCol w:w="997"/>
+        <w:gridCol w:w="997"/>
       </w:tblGrid>
       <w:tr>
         <w:tc>
           <w:tcPr>
-            <w:tcW w:type="dxa" w:w="9972"/>
+            <w:tcW w:type="dxa" w:w="9970"/>
+            <w:gridSpan w:val="10"/>
             <w:shd w:val="clear" w:color="auto" w:fill="D9D9D9"/>
           </w:tcPr>
           <w:p>
@@ -705,31 +715,34 @@
           </w:p>
         </w:tc>
       </w:tr>
-    </w:tbl>
-    <w:tbl>
-      <w:tblPr>
-        <w:tblW w:type="auto" w:w="0"/>
-        <w:tblLook w:firstColumn="1" w:firstRow="1" w:lastColumn="0" w:lastRow="0" w:noHBand="0" w:noVBand="1" w:val="04A0"/>
-        <w:tblBorders>
-          <w:top w:val="single" w:sz="4" w:space="0" w:color="000000"/>
-          <w:left w:val="single" w:sz="4" w:space="0" w:color="000000"/>
-          <w:bottom w:val="single" w:sz="4" w:space="0" w:color="000000"/>
-          <w:right w:val="single" w:sz="4" w:space="0" w:color="000000"/>
-          <w:insideH w:val="single" w:sz="4" w:space="0" w:color="000000"/>
-          <w:insideV w:val="single" w:sz="4" w:space="0" w:color="000000"/>
-        </w:tblBorders>
-        <w:tblW w:w="5000" w:type="pct"/>
-      </w:tblPr>
-      <w:tblGrid>
-        <w:gridCol w:w="2493"/>
-        <w:gridCol w:w="2493"/>
-        <w:gridCol w:w="2493"/>
-        <w:gridCol w:w="2493"/>
-      </w:tblGrid>
       <w:tr>
         <w:tc>
           <w:tcPr>
-            <w:tcW w:type="dxa" w:w="2493"/>
+            <w:tcW w:type="dxa" w:w="9970"/>
+            <w:gridSpan w:val="10"/>
+            <w:shd w:val="clear" w:color="auto" w:fill="D9D9D9"/>
+          </w:tcPr>
+          <w:p>
+            <w:pPr>
+              <w:spacing w:before="20" w:after="20"/>
+            </w:pPr>
+            <w:r>
+              <w:rPr>
+                <w:rFonts w:ascii="Aptos" w:hAnsi="Aptos"/>
+                <w:b w:val="0"/>
+                <w:i w:val="0"/>
+                <w:sz w:val="16"/>
+              </w:rPr>
+              <w:t>Wymiar godzinowy (liczba godzin w semestrze)</w:t>
+            </w:r>
+          </w:p>
+        </w:tc>
+      </w:tr>
+      <w:tr>
+        <w:tc>
+          <w:tcPr>
+            <w:tcW w:type="dxa" w:w="1994"/>
+            <w:gridSpan w:val="2"/>
             <w:shd w:val="clear" w:color="auto" w:fill="D9D9D9"/>
           </w:tcPr>
           <w:p>
@@ -749,7 +762,8 @@
         </w:tc>
         <w:tc>
           <w:tcPr>
-            <w:tcW w:type="dxa" w:w="2493"/>
+            <w:tcW w:type="dxa" w:w="2991"/>
+            <w:gridSpan w:val="3"/>
             <w:shd w:val="clear" w:color="auto" w:fill="D9D9D9"/>
           </w:tcPr>
           <w:p>
@@ -769,7 +783,8 @@
         </w:tc>
         <w:tc>
           <w:tcPr>
-            <w:tcW w:type="dxa" w:w="2493"/>
+            <w:tcW w:type="dxa" w:w="2991"/>
+            <w:gridSpan w:val="3"/>
             <w:shd w:val="clear" w:color="auto" w:fill="D9D9D9"/>
           </w:tcPr>
           <w:p>
@@ -789,7 +804,8 @@
         </w:tc>
         <w:tc>
           <w:tcPr>
-            <w:tcW w:type="dxa" w:w="2493"/>
+            <w:tcW w:type="dxa" w:w="1994"/>
+            <w:gridSpan w:val="2"/>
             <w:shd w:val="clear" w:color="auto" w:fill="D9D9D9"/>
           </w:tcPr>
           <w:p>
@@ -811,7 +827,8 @@
       <w:tr>
         <w:tc>
           <w:tcPr>
-            <w:tcW w:type="dxa" w:w="2493"/>
+            <w:tcW w:type="dxa" w:w="1994"/>
+            <w:gridSpan w:val="2"/>
           </w:tcPr>
           <w:p>
             <w:pPr>
@@ -830,7 +847,8 @@
         </w:tc>
         <w:tc>
           <w:tcPr>
-            <w:tcW w:type="dxa" w:w="2493"/>
+            <w:tcW w:type="dxa" w:w="2991"/>
+            <w:gridSpan w:val="3"/>
           </w:tcPr>
           <w:p>
             <w:pPr>
@@ -849,7 +867,8 @@
         </w:tc>
         <w:tc>
           <w:tcPr>
-            <w:tcW w:type="dxa" w:w="2493"/>
+            <w:tcW w:type="dxa" w:w="2991"/>
+            <w:gridSpan w:val="3"/>
           </w:tcPr>
           <w:p>
             <w:pPr>
@@ -868,7 +887,8 @@
         </w:tc>
         <w:tc>
           <w:tcPr>
-            <w:tcW w:type="dxa" w:w="2493"/>
+            <w:tcW w:type="dxa" w:w="1994"/>
+            <w:gridSpan w:val="2"/>
           </w:tcPr>
           <w:p>
             <w:pPr>
@@ -886,30 +906,34 @@
           </w:p>
         </w:tc>
       </w:tr>
-    </w:tbl>
-    <w:tbl>
-      <w:tblPr>
-        <w:tblW w:type="auto" w:w="0"/>
-        <w:tblLook w:firstColumn="1" w:firstRow="1" w:lastColumn="0" w:lastRow="0" w:noHBand="0" w:noVBand="1" w:val="04A0"/>
-        <w:tblBorders>
-          <w:top w:val="single" w:sz="4" w:space="0" w:color="000000"/>
-          <w:left w:val="single" w:sz="4" w:space="0" w:color="000000"/>
-          <w:bottom w:val="single" w:sz="4" w:space="0" w:color="000000"/>
-          <w:right w:val="single" w:sz="4" w:space="0" w:color="000000"/>
-          <w:insideH w:val="single" w:sz="4" w:space="0" w:color="000000"/>
-          <w:insideV w:val="single" w:sz="4" w:space="0" w:color="000000"/>
-        </w:tblBorders>
-        <w:tblW w:w="5000" w:type="pct"/>
-      </w:tblPr>
-      <w:tblGrid>
-        <w:gridCol w:w="3324"/>
-        <w:gridCol w:w="3324"/>
-        <w:gridCol w:w="3324"/>
-      </w:tblGrid>
       <w:tr>
         <w:tc>
           <w:tcPr>
-            <w:tcW w:type="dxa" w:w="3324"/>
+            <w:tcW w:type="dxa" w:w="9970"/>
+            <w:gridSpan w:val="10"/>
+            <w:shd w:val="clear" w:color="auto" w:fill="D9D9D9"/>
+          </w:tcPr>
+          <w:p>
+            <w:pPr>
+              <w:spacing w:before="20" w:after="20"/>
+            </w:pPr>
+            <w:r>
+              <w:rPr>
+                <w:rFonts w:ascii="Aptos" w:hAnsi="Aptos"/>
+                <w:b/>
+                <w:i w:val="0"/>
+                <w:sz w:val="22"/>
+              </w:rPr>
+              <w:t>Bilans ECTS</w:t>
+            </w:r>
+          </w:p>
+        </w:tc>
+      </w:tr>
+      <w:tr>
+        <w:tc>
+          <w:tcPr>
+            <w:tcW w:type="dxa" w:w="4985"/>
+            <w:gridSpan w:val="5"/>
             <w:shd w:val="clear" w:color="auto" w:fill="D9D9D9"/>
           </w:tcPr>
           <w:p>
@@ -929,7 +953,8 @@
         </w:tc>
         <w:tc>
           <w:tcPr>
-            <w:tcW w:type="dxa" w:w="3324"/>
+            <w:tcW w:type="dxa" w:w="2991"/>
+            <w:gridSpan w:val="3"/>
             <w:shd w:val="clear" w:color="auto" w:fill="D9D9D9"/>
           </w:tcPr>
           <w:p>
@@ -949,7 +974,8 @@
         </w:tc>
         <w:tc>
           <w:tcPr>
-            <w:tcW w:type="dxa" w:w="3324"/>
+            <w:tcW w:type="dxa" w:w="1994"/>
+            <w:gridSpan w:val="2"/>
             <w:shd w:val="clear" w:color="auto" w:fill="D9D9D9"/>
           </w:tcPr>
           <w:p>
@@ -971,7 +997,8 @@
       <w:tr>
         <w:tc>
           <w:tcPr>
-            <w:tcW w:type="dxa" w:w="3324"/>
+            <w:tcW w:type="dxa" w:w="4985"/>
+            <w:gridSpan w:val="5"/>
           </w:tcPr>
           <w:p>
             <w:pPr>
@@ -990,7 +1017,8 @@
         </w:tc>
         <w:tc>
           <w:tcPr>
-            <w:tcW w:type="dxa" w:w="3324"/>
+            <w:tcW w:type="dxa" w:w="2991"/>
+            <w:gridSpan w:val="3"/>
           </w:tcPr>
           <w:p>
             <w:pPr>
@@ -1009,7 +1037,8 @@
         </w:tc>
         <w:tc>
           <w:tcPr>
-            <w:tcW w:type="dxa" w:w="3324"/>
+            <w:tcW w:type="dxa" w:w="1994"/>
+            <w:gridSpan w:val="2"/>
           </w:tcPr>
           <w:p>
             <w:pPr>
@@ -1030,7 +1059,8 @@
       <w:tr>
         <w:tc>
           <w:tcPr>
-            <w:tcW w:type="dxa" w:w="3324"/>
+            <w:tcW w:type="dxa" w:w="4985"/>
+            <w:gridSpan w:val="5"/>
           </w:tcPr>
           <w:p>
             <w:pPr>
@@ -1049,7 +1079,8 @@
         </w:tc>
         <w:tc>
           <w:tcPr>
-            <w:tcW w:type="dxa" w:w="3324"/>
+            <w:tcW w:type="dxa" w:w="2991"/>
+            <w:gridSpan w:val="3"/>
           </w:tcPr>
           <w:p>
             <w:pPr>
@@ -1068,7 +1099,8 @@
         </w:tc>
         <w:tc>
           <w:tcPr>
-            <w:tcW w:type="dxa" w:w="3324"/>
+            <w:tcW w:type="dxa" w:w="1994"/>
+            <w:gridSpan w:val="2"/>
           </w:tcPr>
           <w:p>
             <w:pPr>
@@ -1089,7 +1121,29 @@
       <w:tr>
         <w:tc>
           <w:tcPr>
-            <w:tcW w:type="dxa" w:w="3324"/>
+            <w:tcW w:type="dxa" w:w="4985"/>
+            <w:gridSpan w:val="5"/>
+            <w:shd w:val="clear" w:color="auto" w:fill="D9D9D9"/>
+          </w:tcPr>
+          <w:p>
+            <w:pPr>
+              <w:spacing w:before="20" w:after="20"/>
+            </w:pPr>
+            <w:r>
+              <w:rPr>
+                <w:rFonts w:ascii="Aptos" w:hAnsi="Aptos"/>
+                <w:b/>
+                <w:i w:val="0"/>
+                <w:sz w:val="16"/>
+              </w:rPr>
+              <w:t>Opis samodzielnej pracy studenta</w:t>
+            </w:r>
+          </w:p>
+        </w:tc>
+        <w:tc>
+          <w:tcPr>
+            <w:tcW w:type="dxa" w:w="4985"/>
+            <w:gridSpan w:val="5"/>
           </w:tcPr>
           <w:p>
             <w:pPr>
@@ -1102,45 +1156,7 @@
                 <w:i w:val="0"/>
                 <w:sz w:val="22"/>
               </w:rPr>
-              <w:t>Suma</w:t>
-            </w:r>
-          </w:p>
-        </w:tc>
-        <w:tc>
-          <w:tcPr>
-            <w:tcW w:type="dxa" w:w="3324"/>
-          </w:tcPr>
-          <w:p>
-            <w:pPr>
-              <w:spacing w:before="20" w:after="20"/>
-            </w:pPr>
-            <w:r>
-              <w:rPr>
-                <w:rFonts w:ascii="Aptos" w:hAnsi="Aptos"/>
-                <w:b w:val="0"/>
-                <w:i w:val="0"/>
-                <w:sz w:val="22"/>
-              </w:rPr>
-              <w:t>100</w:t>
-            </w:r>
-          </w:p>
-        </w:tc>
-        <w:tc>
-          <w:tcPr>
-            <w:tcW w:type="dxa" w:w="3324"/>
-          </w:tcPr>
-          <w:p>
-            <w:pPr>
-              <w:spacing w:before="20" w:after="20"/>
-            </w:pPr>
-            <w:r>
-              <w:rPr>
-                <w:rFonts w:ascii="Aptos" w:hAnsi="Aptos"/>
-                <w:b w:val="0"/>
-                <w:i w:val="0"/>
-                <w:sz w:val="22"/>
-              </w:rPr>
-              <w:t>4</w:t>
+              <w:t>Samodzielne programowanie w C# z zastosowaniem paradygmatu obiektowego; wykonywanie zadań domowych; przygotowanie do kolejnych zajęć laboratoryjnych.</w:t>
             </w:r>
           </w:p>
         </w:tc>
@@ -1251,7 +1267,84 @@
           <w:tcPr>
             <w:tcW w:type="dxa" w:w="9972"/>
           </w:tcPr>
-          <w:p/>
+          <w:p>
+            <w:pPr>
+              <w:spacing w:before="20" w:after="20"/>
+            </w:pPr>
+            <w:r>
+              <w:rPr>
+                <w:rFonts w:ascii="Aptos" w:hAnsi="Aptos"/>
+                <w:b/>
+                <w:sz w:val="22"/>
+              </w:rPr>
+              <w:t>Wykład:</w:t>
+            </w:r>
+          </w:p>
+          <w:p>
+            <w:pPr>
+              <w:spacing w:before="20" w:after="20"/>
+            </w:pPr>
+            <w:r>
+              <w:rPr>
+                <w:rFonts w:ascii="Aptos" w:hAnsi="Aptos"/>
+                <w:b w:val="0"/>
+                <w:sz w:val="22"/>
+              </w:rPr>
+              <w:t>• wykład z prezentacją multimedialną</w:t>
+            </w:r>
+          </w:p>
+          <w:p>
+            <w:pPr>
+              <w:spacing w:before="20" w:after="20"/>
+            </w:pPr>
+            <w:r>
+              <w:rPr>
+                <w:rFonts w:ascii="Aptos" w:hAnsi="Aptos"/>
+                <w:b w:val="0"/>
+                <w:sz w:val="22"/>
+              </w:rPr>
+              <w:t>• wykład z prezentacją oprogramowania</w:t>
+            </w:r>
+          </w:p>
+          <w:p>
+            <w:pPr>
+              <w:spacing w:before="20" w:after="20"/>
+            </w:pPr>
+            <w:r>
+              <w:rPr>
+                <w:rFonts w:ascii="Aptos" w:hAnsi="Aptos"/>
+                <w:b/>
+                <w:sz w:val="22"/>
+              </w:rPr>
+              <w:t>Ćwiczenia / Laboratorium:</w:t>
+            </w:r>
+          </w:p>
+          <w:p>
+            <w:pPr>
+              <w:spacing w:before="20" w:after="20"/>
+            </w:pPr>
+            <w:r>
+              <w:rPr>
+                <w:rFonts w:ascii="Aptos" w:hAnsi="Aptos"/>
+                <w:b w:val="0"/>
+                <w:sz w:val="22"/>
+              </w:rPr>
+              <w:t>• rozwiązywanie zadań</w:t>
+            </w:r>
+          </w:p>
+          <w:p>
+            <w:pPr>
+              <w:spacing w:before="20" w:after="20"/>
+            </w:pPr>
+            <w:r>
+              <w:rPr>
+                <w:rFonts w:ascii="Aptos" w:hAnsi="Aptos"/>
+                <w:b w:val="0"/>
+                <w:sz w:val="22"/>
+              </w:rPr>
+              <w:t>• warsztaty</w:t>
+            </w:r>
+          </w:p>
         </w:tc>
       </w:tr>
     </w:tbl>
@@ -1500,129 +1593,10 @@
             <w:r>
               <w:rPr>
                 <w:rFonts w:ascii="Aptos" w:hAnsi="Aptos"/>
+                <w:b w:val="0"/>
+                <w:i w:val="0"/>
                 <w:sz w:val="22"/>
               </w:rPr>
-              <w:t>1. rozwiązywanie zadań</w:t>
-            </w:r>
-          </w:p>
-          <w:p>
-            <w:pPr>
-              <w:spacing w:before="20" w:after="20"/>
-            </w:pPr>
-            <w:r>
-              <w:rPr>
-                <w:rFonts w:ascii="Aptos" w:hAnsi="Aptos"/>
-                <w:sz w:val="22"/>
-              </w:rPr>
-              <w:t>2. Kryteria oceny</w:t>
-            </w:r>
-          </w:p>
-          <w:p>
-            <w:pPr>
-              <w:spacing w:before="20" w:after="20"/>
-            </w:pPr>
-            <w:r>
-              <w:rPr>
-                <w:rFonts w:ascii="Aptos" w:hAnsi="Aptos"/>
-                <w:sz w:val="22"/>
-              </w:rPr>
-              <w:t>3. Ocena pracy podczas ćwiczenia – ocena zadań wykonanych przez studentów oddanych do końca zajęć.</w:t>
-            </w:r>
-          </w:p>
-          <w:p>
-            <w:pPr>
-              <w:spacing w:before="20" w:after="20"/>
-            </w:pPr>
-            <w:r>
-              <w:rPr>
-                <w:rFonts w:ascii="Aptos" w:hAnsi="Aptos"/>
-                <w:sz w:val="22"/>
-              </w:rPr>
-              <w:t>4. Skala ocen:</w:t>
-            </w:r>
-          </w:p>
-          <w:p>
-            <w:pPr>
-              <w:spacing w:before="20" w:after="20"/>
-            </w:pPr>
-            <w:r>
-              <w:rPr>
-                <w:rFonts w:ascii="Aptos" w:hAnsi="Aptos"/>
-                <w:sz w:val="22"/>
-              </w:rPr>
-              <w:t>5. Poniżej 50% - ndst</w:t>
-            </w:r>
-          </w:p>
-          <w:p>
-            <w:pPr>
-              <w:spacing w:before="20" w:after="20"/>
-            </w:pPr>
-            <w:r>
-              <w:rPr>
-                <w:rFonts w:ascii="Aptos" w:hAnsi="Aptos"/>
-                <w:sz w:val="22"/>
-              </w:rPr>
-              <w:t>6. Od 50% - dst</w:t>
-            </w:r>
-          </w:p>
-          <w:p>
-            <w:pPr>
-              <w:spacing w:before="20" w:after="20"/>
-            </w:pPr>
-            <w:r>
-              <w:rPr>
-                <w:rFonts w:ascii="Aptos" w:hAnsi="Aptos"/>
-                <w:sz w:val="22"/>
-              </w:rPr>
-              <w:t>7. Od 60% - dst+</w:t>
-            </w:r>
-          </w:p>
-          <w:p>
-            <w:pPr>
-              <w:spacing w:before="20" w:after="20"/>
-            </w:pPr>
-            <w:r>
-              <w:rPr>
-                <w:rFonts w:ascii="Aptos" w:hAnsi="Aptos"/>
-                <w:sz w:val="22"/>
-              </w:rPr>
-              <w:t>8. Od 70% - db</w:t>
-            </w:r>
-          </w:p>
-          <w:p>
-            <w:pPr>
-              <w:spacing w:before="20" w:after="20"/>
-            </w:pPr>
-            <w:r>
-              <w:rPr>
-                <w:rFonts w:ascii="Aptos" w:hAnsi="Aptos"/>
-                <w:sz w:val="22"/>
-              </w:rPr>
-              <w:t>9. Od 80% - db+</w:t>
-            </w:r>
-          </w:p>
-          <w:p>
-            <w:pPr>
-              <w:spacing w:before="20" w:after="20"/>
-            </w:pPr>
-            <w:r>
-              <w:rPr>
-                <w:rFonts w:ascii="Aptos" w:hAnsi="Aptos"/>
-                <w:sz w:val="22"/>
-              </w:rPr>
-              <w:t>10. Od 90% - bdb</w:t>
-            </w:r>
-          </w:p>
-          <w:p>
-            <w:pPr>
-              <w:spacing w:before="20" w:after="20"/>
-            </w:pPr>
-            <w:r>
-              <w:rPr>
-                <w:rFonts w:ascii="Aptos" w:hAnsi="Aptos"/>
-                <w:sz w:val="22"/>
-              </w:rPr>
-              <w:t>11. Brak</w:t>
             </w:r>
           </w:p>
         </w:tc>
@@ -1639,7 +1613,7 @@
                 <w:rFonts w:ascii="Aptos" w:hAnsi="Aptos"/>
                 <w:sz w:val="22"/>
               </w:rPr>
-              <w:t>1. rozwiązywanie zadań</w:t>
+              <w:t>1. ocena pracy podczas ćwiczenia</w:t>
             </w:r>
           </w:p>
           <w:p>
@@ -1651,115 +1625,7 @@
                 <w:rFonts w:ascii="Aptos" w:hAnsi="Aptos"/>
                 <w:sz w:val="22"/>
               </w:rPr>
-              <w:t>2. Kryteria oceny</w:t>
-            </w:r>
-          </w:p>
-          <w:p>
-            <w:pPr>
-              <w:spacing w:before="20" w:after="20"/>
-            </w:pPr>
-            <w:r>
-              <w:rPr>
-                <w:rFonts w:ascii="Aptos" w:hAnsi="Aptos"/>
-                <w:sz w:val="22"/>
-              </w:rPr>
-              <w:t>3. Ocena pracy podczas ćwiczenia – ocena zadań wykonanych przez studentów oddanych do końca zajęć.</w:t>
-            </w:r>
-          </w:p>
-          <w:p>
-            <w:pPr>
-              <w:spacing w:before="20" w:after="20"/>
-            </w:pPr>
-            <w:r>
-              <w:rPr>
-                <w:rFonts w:ascii="Aptos" w:hAnsi="Aptos"/>
-                <w:sz w:val="22"/>
-              </w:rPr>
-              <w:t>4. Skala ocen:</w:t>
-            </w:r>
-          </w:p>
-          <w:p>
-            <w:pPr>
-              <w:spacing w:before="20" w:after="20"/>
-            </w:pPr>
-            <w:r>
-              <w:rPr>
-                <w:rFonts w:ascii="Aptos" w:hAnsi="Aptos"/>
-                <w:sz w:val="22"/>
-              </w:rPr>
-              <w:t>5. Poniżej 50% - ndst</w:t>
-            </w:r>
-          </w:p>
-          <w:p>
-            <w:pPr>
-              <w:spacing w:before="20" w:after="20"/>
-            </w:pPr>
-            <w:r>
-              <w:rPr>
-                <w:rFonts w:ascii="Aptos" w:hAnsi="Aptos"/>
-                <w:sz w:val="22"/>
-              </w:rPr>
-              <w:t>6. Od 50% - dst</w:t>
-            </w:r>
-          </w:p>
-          <w:p>
-            <w:pPr>
-              <w:spacing w:before="20" w:after="20"/>
-            </w:pPr>
-            <w:r>
-              <w:rPr>
-                <w:rFonts w:ascii="Aptos" w:hAnsi="Aptos"/>
-                <w:sz w:val="22"/>
-              </w:rPr>
-              <w:t>7. Od 60% - dst+</w:t>
-            </w:r>
-          </w:p>
-          <w:p>
-            <w:pPr>
-              <w:spacing w:before="20" w:after="20"/>
-            </w:pPr>
-            <w:r>
-              <w:rPr>
-                <w:rFonts w:ascii="Aptos" w:hAnsi="Aptos"/>
-                <w:sz w:val="22"/>
-              </w:rPr>
-              <w:t>8. Od 70% - db</w:t>
-            </w:r>
-          </w:p>
-          <w:p>
-            <w:pPr>
-              <w:spacing w:before="20" w:after="20"/>
-            </w:pPr>
-            <w:r>
-              <w:rPr>
-                <w:rFonts w:ascii="Aptos" w:hAnsi="Aptos"/>
-                <w:sz w:val="22"/>
-              </w:rPr>
-              <w:t>9. Od 80% - db+</w:t>
-            </w:r>
-          </w:p>
-          <w:p>
-            <w:pPr>
-              <w:spacing w:before="20" w:after="20"/>
-            </w:pPr>
-            <w:r>
-              <w:rPr>
-                <w:rFonts w:ascii="Aptos" w:hAnsi="Aptos"/>
-                <w:sz w:val="22"/>
-              </w:rPr>
-              <w:t>10. Od 90% - bdb</w:t>
-            </w:r>
-          </w:p>
-          <w:p>
-            <w:pPr>
-              <w:spacing w:before="20" w:after="20"/>
-            </w:pPr>
-            <w:r>
-              <w:rPr>
-                <w:rFonts w:ascii="Aptos" w:hAnsi="Aptos"/>
-                <w:sz w:val="22"/>
-              </w:rPr>
-              <w:t>11. Brak</w:t>
+              <w:t>2. ocena sporządzonego oprogramowania</w:t>
             </w:r>
           </w:p>
         </w:tc>
@@ -2002,14 +1868,14 @@
         <w:tblW w:w="5000" w:type="pct"/>
       </w:tblPr>
       <w:tblGrid>
-        <w:gridCol w:w="3324"/>
-        <w:gridCol w:w="3324"/>
-        <w:gridCol w:w="3324"/>
+        <w:gridCol w:w="680"/>
+        <w:gridCol w:w="4536"/>
+        <w:gridCol w:w="4252"/>
       </w:tblGrid>
       <w:tr>
         <w:tc>
           <w:tcPr>
-            <w:tcW w:type="dxa" w:w="9972"/>
+            <w:tcW w:type="dxa" w:w="9468"/>
             <w:gridSpan w:val="3"/>
             <w:shd w:val="clear" w:color="auto" w:fill="D9D9D9"/>
           </w:tcPr>
@@ -2032,7 +1898,7 @@
       <w:tr>
         <w:tc>
           <w:tcPr>
-            <w:tcW w:type="dxa" w:w="3324"/>
+            <w:tcW w:type="dxa" w:w="680"/>
             <w:shd w:val="clear" w:color="auto" w:fill="D9D9D9"/>
           </w:tcPr>
           <w:p>
@@ -2052,7 +1918,7 @@
         </w:tc>
         <w:tc>
           <w:tcPr>
-            <w:tcW w:type="dxa" w:w="3324"/>
+            <w:tcW w:type="dxa" w:w="4536"/>
             <w:shd w:val="clear" w:color="auto" w:fill="D9D9D9"/>
           </w:tcPr>
           <w:p>
@@ -2072,7 +1938,7 @@
         </w:tc>
         <w:tc>
           <w:tcPr>
-            <w:tcW w:type="dxa" w:w="3324"/>
+            <w:tcW w:type="dxa" w:w="4252"/>
             <w:shd w:val="clear" w:color="auto" w:fill="D9D9D9"/>
           </w:tcPr>
           <w:p>
@@ -2094,7 +1960,7 @@
       <w:tr>
         <w:tc>
           <w:tcPr>
-            <w:tcW w:type="dxa" w:w="3324"/>
+            <w:tcW w:type="dxa" w:w="680"/>
           </w:tcPr>
           <w:p>
             <w:pPr>
@@ -2113,7 +1979,7 @@
         </w:tc>
         <w:tc>
           <w:tcPr>
-            <w:tcW w:type="dxa" w:w="3324"/>
+            <w:tcW w:type="dxa" w:w="4536"/>
           </w:tcPr>
           <w:p>
             <w:pPr>
@@ -2132,7 +1998,7 @@
         </w:tc>
         <w:tc>
           <w:tcPr>
-            <w:tcW w:type="dxa" w:w="3324"/>
+            <w:tcW w:type="dxa" w:w="4252"/>
           </w:tcPr>
           <w:p>
             <w:pPr>
@@ -2152,7 +2018,7 @@
       <w:tr>
         <w:tc>
           <w:tcPr>
-            <w:tcW w:type="dxa" w:w="3324"/>
+            <w:tcW w:type="dxa" w:w="680"/>
           </w:tcPr>
           <w:p>
             <w:pPr>
@@ -2171,7 +2037,7 @@
         </w:tc>
         <w:tc>
           <w:tcPr>
-            <w:tcW w:type="dxa" w:w="3324"/>
+            <w:tcW w:type="dxa" w:w="4536"/>
           </w:tcPr>
           <w:p>
             <w:pPr>
@@ -2190,7 +2056,7 @@
         </w:tc>
         <w:tc>
           <w:tcPr>
-            <w:tcW w:type="dxa" w:w="3324"/>
+            <w:tcW w:type="dxa" w:w="4252"/>
           </w:tcPr>
           <w:p>
             <w:pPr>
@@ -2210,7 +2076,7 @@
       <w:tr>
         <w:tc>
           <w:tcPr>
-            <w:tcW w:type="dxa" w:w="3324"/>
+            <w:tcW w:type="dxa" w:w="680"/>
           </w:tcPr>
           <w:p>
             <w:pPr>
@@ -2229,7 +2095,7 @@
         </w:tc>
         <w:tc>
           <w:tcPr>
-            <w:tcW w:type="dxa" w:w="3324"/>
+            <w:tcW w:type="dxa" w:w="4536"/>
           </w:tcPr>
           <w:p>
             <w:pPr>
@@ -2248,7 +2114,7 @@
         </w:tc>
         <w:tc>
           <w:tcPr>
-            <w:tcW w:type="dxa" w:w="3324"/>
+            <w:tcW w:type="dxa" w:w="4252"/>
           </w:tcPr>
           <w:p>
             <w:pPr>
@@ -2268,7 +2134,7 @@
       <w:tr>
         <w:tc>
           <w:tcPr>
-            <w:tcW w:type="dxa" w:w="3324"/>
+            <w:tcW w:type="dxa" w:w="680"/>
           </w:tcPr>
           <w:p>
             <w:pPr>
@@ -2287,7 +2153,7 @@
         </w:tc>
         <w:tc>
           <w:tcPr>
-            <w:tcW w:type="dxa" w:w="3324"/>
+            <w:tcW w:type="dxa" w:w="4536"/>
           </w:tcPr>
           <w:p>
             <w:pPr>
@@ -2306,7 +2172,7 @@
         </w:tc>
         <w:tc>
           <w:tcPr>
-            <w:tcW w:type="dxa" w:w="3324"/>
+            <w:tcW w:type="dxa" w:w="4252"/>
           </w:tcPr>
           <w:p>
             <w:pPr>
@@ -2326,7 +2192,7 @@
       <w:tr>
         <w:tc>
           <w:tcPr>
-            <w:tcW w:type="dxa" w:w="3324"/>
+            <w:tcW w:type="dxa" w:w="680"/>
           </w:tcPr>
           <w:p>
             <w:pPr>
@@ -2345,7 +2211,7 @@
         </w:tc>
         <w:tc>
           <w:tcPr>
-            <w:tcW w:type="dxa" w:w="3324"/>
+            <w:tcW w:type="dxa" w:w="4536"/>
           </w:tcPr>
           <w:p>
             <w:pPr>
@@ -2364,7 +2230,7 @@
         </w:tc>
         <w:tc>
           <w:tcPr>
-            <w:tcW w:type="dxa" w:w="3324"/>
+            <w:tcW w:type="dxa" w:w="4252"/>
           </w:tcPr>
           <w:p>
             <w:pPr>
@@ -2384,7 +2250,7 @@
       <w:tr>
         <w:tc>
           <w:tcPr>
-            <w:tcW w:type="dxa" w:w="3324"/>
+            <w:tcW w:type="dxa" w:w="680"/>
           </w:tcPr>
           <w:p>
             <w:pPr>
@@ -2403,7 +2269,7 @@
         </w:tc>
         <w:tc>
           <w:tcPr>
-            <w:tcW w:type="dxa" w:w="3324"/>
+            <w:tcW w:type="dxa" w:w="4536"/>
           </w:tcPr>
           <w:p>
             <w:pPr>
@@ -2422,7 +2288,7 @@
         </w:tc>
         <w:tc>
           <w:tcPr>
-            <w:tcW w:type="dxa" w:w="3324"/>
+            <w:tcW w:type="dxa" w:w="4252"/>
           </w:tcPr>
           <w:p>
             <w:pPr>
@@ -2442,7 +2308,7 @@
       <w:tr>
         <w:tc>
           <w:tcPr>
-            <w:tcW w:type="dxa" w:w="3324"/>
+            <w:tcW w:type="dxa" w:w="680"/>
           </w:tcPr>
           <w:p>
             <w:pPr>
@@ -2461,7 +2327,7 @@
         </w:tc>
         <w:tc>
           <w:tcPr>
-            <w:tcW w:type="dxa" w:w="3324"/>
+            <w:tcW w:type="dxa" w:w="4536"/>
           </w:tcPr>
           <w:p>
             <w:pPr>
@@ -2480,7 +2346,7 @@
         </w:tc>
         <w:tc>
           <w:tcPr>
-            <w:tcW w:type="dxa" w:w="3324"/>
+            <w:tcW w:type="dxa" w:w="4252"/>
           </w:tcPr>
           <w:p>
             <w:pPr>
@@ -2500,7 +2366,7 @@
       <w:tr>
         <w:tc>
           <w:tcPr>
-            <w:tcW w:type="dxa" w:w="3324"/>
+            <w:tcW w:type="dxa" w:w="680"/>
           </w:tcPr>
           <w:p>
             <w:pPr>
@@ -2519,7 +2385,7 @@
         </w:tc>
         <w:tc>
           <w:tcPr>
-            <w:tcW w:type="dxa" w:w="3324"/>
+            <w:tcW w:type="dxa" w:w="4536"/>
           </w:tcPr>
           <w:p>
             <w:pPr>
@@ -2538,7 +2404,7 @@
         </w:tc>
         <w:tc>
           <w:tcPr>
-            <w:tcW w:type="dxa" w:w="3324"/>
+            <w:tcW w:type="dxa" w:w="4252"/>
           </w:tcPr>
           <w:p>
             <w:pPr>
@@ -2558,7 +2424,7 @@
       <w:tr>
         <w:tc>
           <w:tcPr>
-            <w:tcW w:type="dxa" w:w="3324"/>
+            <w:tcW w:type="dxa" w:w="680"/>
           </w:tcPr>
           <w:p>
             <w:pPr>
@@ -2577,7 +2443,7 @@
         </w:tc>
         <w:tc>
           <w:tcPr>
-            <w:tcW w:type="dxa" w:w="3324"/>
+            <w:tcW w:type="dxa" w:w="4536"/>
           </w:tcPr>
           <w:p>
             <w:pPr>
@@ -2596,7 +2462,7 @@
         </w:tc>
         <w:tc>
           <w:tcPr>
-            <w:tcW w:type="dxa" w:w="3324"/>
+            <w:tcW w:type="dxa" w:w="4252"/>
           </w:tcPr>
           <w:p>
             <w:pPr>
@@ -2616,7 +2482,7 @@
       <w:tr>
         <w:tc>
           <w:tcPr>
-            <w:tcW w:type="dxa" w:w="3324"/>
+            <w:tcW w:type="dxa" w:w="680"/>
           </w:tcPr>
           <w:p>
             <w:pPr>
@@ -2635,7 +2501,7 @@
         </w:tc>
         <w:tc>
           <w:tcPr>
-            <w:tcW w:type="dxa" w:w="3324"/>
+            <w:tcW w:type="dxa" w:w="4536"/>
           </w:tcPr>
           <w:p>
             <w:pPr>
@@ -2654,7 +2520,7 @@
         </w:tc>
         <w:tc>
           <w:tcPr>
-            <w:tcW w:type="dxa" w:w="3324"/>
+            <w:tcW w:type="dxa" w:w="4252"/>
           </w:tcPr>
           <w:p>
             <w:pPr>
@@ -2674,7 +2540,7 @@
       <w:tr>
         <w:tc>
           <w:tcPr>
-            <w:tcW w:type="dxa" w:w="3324"/>
+            <w:tcW w:type="dxa" w:w="680"/>
           </w:tcPr>
           <w:p>
             <w:pPr>
@@ -2693,7 +2559,7 @@
         </w:tc>
         <w:tc>
           <w:tcPr>
-            <w:tcW w:type="dxa" w:w="3324"/>
+            <w:tcW w:type="dxa" w:w="4536"/>
           </w:tcPr>
           <w:p>
             <w:pPr>
@@ -2712,7 +2578,7 @@
         </w:tc>
         <w:tc>
           <w:tcPr>
-            <w:tcW w:type="dxa" w:w="3324"/>
+            <w:tcW w:type="dxa" w:w="4252"/>
           </w:tcPr>
           <w:p>
             <w:pPr>
@@ -2732,7 +2598,7 @@
       <w:tr>
         <w:tc>
           <w:tcPr>
-            <w:tcW w:type="dxa" w:w="3324"/>
+            <w:tcW w:type="dxa" w:w="680"/>
           </w:tcPr>
           <w:p>
             <w:pPr>
@@ -2751,7 +2617,7 @@
         </w:tc>
         <w:tc>
           <w:tcPr>
-            <w:tcW w:type="dxa" w:w="3324"/>
+            <w:tcW w:type="dxa" w:w="4536"/>
           </w:tcPr>
           <w:p>
             <w:pPr>
@@ -2770,7 +2636,7 @@
         </w:tc>
         <w:tc>
           <w:tcPr>
-            <w:tcW w:type="dxa" w:w="3324"/>
+            <w:tcW w:type="dxa" w:w="4252"/>
           </w:tcPr>
           <w:p>
             <w:pPr>
@@ -3165,6 +3031,7 @@
                 <w:i w:val="0"/>
                 <w:sz w:val="22"/>
               </w:rPr>
+              <w:t>ocena pracy podczas ćwiczenia; ocena sporządzonego oprogramowania</w:t>
             </w:r>
           </w:p>
         </w:tc>
@@ -3222,6 +3089,7 @@
                 <w:i w:val="0"/>
                 <w:sz w:val="22"/>
               </w:rPr>
+              <w:t>ocena pracy podczas ćwiczenia; ocena sporządzonego oprogramowania</w:t>
             </w:r>
           </w:p>
         </w:tc>
@@ -3385,6 +3253,7 @@
                 <w:i w:val="0"/>
                 <w:sz w:val="22"/>
               </w:rPr>
+              <w:t>ocena pracy podczas ćwiczenia; ocena sporządzonego oprogramowania</w:t>
             </w:r>
           </w:p>
         </w:tc>
@@ -3442,6 +3311,7 @@
                 <w:i w:val="0"/>
                 <w:sz w:val="22"/>
               </w:rPr>
+              <w:t>ocena pracy podczas ćwiczenia; ocena sporządzonego oprogramowania</w:t>
             </w:r>
           </w:p>
         </w:tc>
@@ -3604,6 +3474,7 @@
                 <w:i w:val="0"/>
                 <w:sz w:val="22"/>
               </w:rPr>
+              <w:t>ocena pracy podczas ćwiczenia; ocena sporządzonego oprogramowania</w:t>
             </w:r>
           </w:p>
         </w:tc>
@@ -3661,6 +3532,7 @@
                 <w:i w:val="0"/>
                 <w:sz w:val="22"/>
               </w:rPr>
+              <w:t>ocena pracy podczas ćwiczenia; ocena sporządzonego oprogramowania</w:t>
             </w:r>
           </w:p>
         </w:tc>
@@ -3766,62 +3638,6 @@
                 <w:sz w:val="16"/>
               </w:rPr>
               <w:t>Wyposażenie specjalistyczne konieczne do realizacji przedmiotu</w:t>
-            </w:r>
-          </w:p>
-        </w:tc>
-      </w:tr>
-      <w:tr>
-        <w:tc>
-          <w:tcPr>
-            <w:tcW w:type="dxa" w:w="3324"/>
-          </w:tcPr>
-          <w:p>
-            <w:pPr>
-              <w:spacing w:before="20" w:after="20"/>
-            </w:pPr>
-            <w:r>
-              <w:rPr>
-                <w:rFonts w:ascii="Aptos" w:hAnsi="Aptos"/>
-                <w:b w:val="0"/>
-                <w:i w:val="0"/>
-                <w:sz w:val="22"/>
-              </w:rPr>
-            </w:r>
-          </w:p>
-        </w:tc>
-        <w:tc>
-          <w:tcPr>
-            <w:tcW w:type="dxa" w:w="3324"/>
-          </w:tcPr>
-          <w:p>
-            <w:pPr>
-              <w:spacing w:before="20" w:after="20"/>
-            </w:pPr>
-            <w:r>
-              <w:rPr>
-                <w:rFonts w:ascii="Aptos" w:hAnsi="Aptos"/>
-                <w:b w:val="0"/>
-                <w:i w:val="0"/>
-                <w:sz w:val="22"/>
-              </w:rPr>
-            </w:r>
-          </w:p>
-        </w:tc>
-        <w:tc>
-          <w:tcPr>
-            <w:tcW w:type="dxa" w:w="3324"/>
-          </w:tcPr>
-          <w:p>
-            <w:pPr>
-              <w:spacing w:before="20" w:after="20"/>
-            </w:pPr>
-            <w:r>
-              <w:rPr>
-                <w:rFonts w:ascii="Aptos" w:hAnsi="Aptos"/>
-                <w:b w:val="0"/>
-                <w:i w:val="0"/>
-                <w:sz w:val="22"/>
-              </w:rPr>
             </w:r>
           </w:p>
         </w:tc>

--- a/public/assets/files/stacjonarne/POJ.docx
+++ b/public/assets/files/stacjonarne/POJ.docx
@@ -144,7 +144,7 @@
                 <w:i w:val="0"/>
                 <w:sz w:val="22"/>
               </w:rPr>
-              <w:t>15.02.2025</w:t>
+              <w:t>08.03.2026</w:t>
             </w:r>
           </w:p>
         </w:tc>
@@ -1730,7 +1730,7 @@
                 <w:i w:val="0"/>
                 <w:sz w:val="22"/>
               </w:rPr>
-              <w:t>PRG1</w:t>
+              <w:t>Podstawy Programowania</w:t>
             </w:r>
           </w:p>
         </w:tc>
@@ -1750,6 +1750,46 @@
                 <w:sz w:val="22"/>
               </w:rPr>
               <w:t>znajomość i umiejętność stosowania podstaw programowania strukturalnego (instrukcja warunkowa, pętle, tablice, funkcje i procedury)</w:t>
+            </w:r>
+          </w:p>
+        </w:tc>
+      </w:tr>
+      <w:tr>
+        <w:tc>
+          <w:tcPr>
+            <w:tcW w:type="dxa" w:w="4986"/>
+          </w:tcPr>
+          <w:p>
+            <w:pPr>
+              <w:spacing w:before="20" w:after="20"/>
+            </w:pPr>
+            <w:r>
+              <w:rPr>
+                <w:rFonts w:ascii="Aptos" w:hAnsi="Aptos"/>
+                <w:b w:val="0"/>
+                <w:i w:val="0"/>
+                <w:sz w:val="22"/>
+              </w:rPr>
+              <w:t>Warsztat Programisty</w:t>
+            </w:r>
+          </w:p>
+        </w:tc>
+        <w:tc>
+          <w:tcPr>
+            <w:tcW w:type="dxa" w:w="4986"/>
+          </w:tcPr>
+          <w:p>
+            <w:pPr>
+              <w:spacing w:before="20" w:after="20"/>
+            </w:pPr>
+            <w:r>
+              <w:rPr>
+                <w:rFonts w:ascii="Aptos" w:hAnsi="Aptos"/>
+                <w:b w:val="0"/>
+                <w:i w:val="0"/>
+                <w:sz w:val="22"/>
+              </w:rPr>
+              <w:t>Znajomość podstaw IDE programistycznego</w:t>
             </w:r>
           </w:p>
         </w:tc>

--- a/public/assets/files/stacjonarne/POJ.docx
+++ b/public/assets/files/stacjonarne/POJ.docx
@@ -3071,7 +3071,6 @@
                 <w:i w:val="0"/>
                 <w:sz w:val="22"/>
               </w:rPr>
-              <w:t>ocena pracy podczas ćwiczenia; ocena sporządzonego oprogramowania</w:t>
             </w:r>
           </w:p>
         </w:tc>
@@ -3092,6 +3091,7 @@
                 <w:i w:val="0"/>
                 <w:sz w:val="22"/>
               </w:rPr>
+              <w:t>K_W10</w:t>
             </w:r>
           </w:p>
         </w:tc>
@@ -3129,7 +3129,6 @@
                 <w:i w:val="0"/>
                 <w:sz w:val="22"/>
               </w:rPr>
-              <w:t>ocena pracy podczas ćwiczenia; ocena sporządzonego oprogramowania</w:t>
             </w:r>
           </w:p>
         </w:tc>
@@ -3293,7 +3292,7 @@
                 <w:i w:val="0"/>
                 <w:sz w:val="22"/>
               </w:rPr>
-              <w:t>ocena pracy podczas ćwiczenia; ocena sporządzonego oprogramowania</w:t>
+              <w:t>ocena pracy podczas ćwiczenia, ocena sporządzonego oprogramowania</w:t>
             </w:r>
           </w:p>
         </w:tc>
@@ -3314,6 +3313,7 @@
                 <w:i w:val="0"/>
                 <w:sz w:val="22"/>
               </w:rPr>
+              <w:t>K_U16</w:t>
             </w:r>
           </w:p>
         </w:tc>
@@ -3351,7 +3351,7 @@
                 <w:i w:val="0"/>
                 <w:sz w:val="22"/>
               </w:rPr>
-              <w:t>ocena pracy podczas ćwiczenia; ocena sporządzonego oprogramowania</w:t>
+              <w:t>ocena pracy podczas ćwiczenia, ocena sporządzonego oprogramowania</w:t>
             </w:r>
           </w:p>
         </w:tc>
@@ -3477,6 +3477,7 @@
                 <w:i w:val="0"/>
                 <w:sz w:val="22"/>
               </w:rPr>
+              <w:t>K_K03</w:t>
             </w:r>
           </w:p>
         </w:tc>
@@ -3514,7 +3515,7 @@
                 <w:i w:val="0"/>
                 <w:sz w:val="22"/>
               </w:rPr>
-              <w:t>ocena pracy podczas ćwiczenia; ocena sporządzonego oprogramowania</w:t>
+              <w:t>ocena pracy podczas ćwiczenia, ocena sporządzonego oprogramowania</w:t>
             </w:r>
           </w:p>
         </w:tc>
@@ -3535,6 +3536,7 @@
                 <w:i w:val="0"/>
                 <w:sz w:val="22"/>
               </w:rPr>
+              <w:t>K_K05</w:t>
             </w:r>
           </w:p>
         </w:tc>
@@ -3572,7 +3574,7 @@
                 <w:i w:val="0"/>
                 <w:sz w:val="22"/>
               </w:rPr>
-              <w:t>ocena pracy podczas ćwiczenia; ocena sporządzonego oprogramowania</w:t>
+              <w:t>ocena pracy podczas ćwiczenia, ocena sporządzonego oprogramowania</w:t>
             </w:r>
           </w:p>
         </w:tc>

--- a/public/assets/files/stacjonarne/POJ.docx
+++ b/public/assets/files/stacjonarne/POJ.docx
@@ -1909,14 +1909,13 @@
       </w:tblPr>
       <w:tblGrid>
         <w:gridCol w:w="680"/>
-        <w:gridCol w:w="4536"/>
-        <w:gridCol w:w="4252"/>
+        <w:gridCol w:w="8788"/>
       </w:tblGrid>
       <w:tr>
         <w:tc>
           <w:tcPr>
             <w:tcW w:type="dxa" w:w="9468"/>
-            <w:gridSpan w:val="3"/>
+            <w:gridSpan w:val="2"/>
             <w:shd w:val="clear" w:color="auto" w:fill="D9D9D9"/>
           </w:tcPr>
           <w:p>
@@ -1958,7 +1957,7 @@
         </w:tc>
         <w:tc>
           <w:tcPr>
-            <w:tcW w:type="dxa" w:w="4536"/>
+            <w:tcW w:type="dxa" w:w="8788"/>
             <w:shd w:val="clear" w:color="auto" w:fill="D9D9D9"/>
           </w:tcPr>
           <w:p>
@@ -1972,27 +1971,7 @@
                 <w:i w:val="0"/>
                 <w:sz w:val="16"/>
               </w:rPr>
-              <w:t>Wykład</w:t>
-            </w:r>
-          </w:p>
-        </w:tc>
-        <w:tc>
-          <w:tcPr>
-            <w:tcW w:type="dxa" w:w="4252"/>
-            <w:shd w:val="clear" w:color="auto" w:fill="D9D9D9"/>
-          </w:tcPr>
-          <w:p>
-            <w:pPr>
-              <w:spacing w:before="20" w:after="20"/>
-            </w:pPr>
-            <w:r>
-              <w:rPr>
-                <w:rFonts w:ascii="Aptos" w:hAnsi="Aptos"/>
-                <w:b/>
-                <w:i w:val="0"/>
-                <w:sz w:val="16"/>
-              </w:rPr>
-              <w:t>Ćwiczenia / Laboratorium / Pracownia</w:t>
+              <w:t>Treści programowe</w:t>
             </w:r>
           </w:p>
         </w:tc>
@@ -2019,7 +1998,7 @@
         </w:tc>
         <w:tc>
           <w:tcPr>
-            <w:tcW w:type="dxa" w:w="4536"/>
+            <w:tcW w:type="dxa" w:w="8788"/>
           </w:tcPr>
           <w:p>
             <w:pPr>
@@ -2033,24 +2012,6 @@
                 <w:sz w:val="22"/>
               </w:rPr>
               <w:t>Wprowadzenie do programowania w C#: typy danych, definicja zmiennych, instrukcje sterujące. Tworzenie prostych programów z wykorzystaniem metody Main oraz klasy Console.</w:t>
-            </w:r>
-          </w:p>
-        </w:tc>
-        <w:tc>
-          <w:tcPr>
-            <w:tcW w:type="dxa" w:w="4252"/>
-          </w:tcPr>
-          <w:p>
-            <w:pPr>
-              <w:spacing w:before="20" w:after="20"/>
-            </w:pPr>
-            <w:r>
-              <w:rPr>
-                <w:rFonts w:ascii="Aptos" w:hAnsi="Aptos"/>
-                <w:b w:val="0"/>
-                <w:i w:val="0"/>
-                <w:sz w:val="22"/>
-              </w:rPr>
             </w:r>
           </w:p>
         </w:tc>
@@ -2077,7 +2038,7 @@
         </w:tc>
         <w:tc>
           <w:tcPr>
-            <w:tcW w:type="dxa" w:w="4536"/>
+            <w:tcW w:type="dxa" w:w="8788"/>
           </w:tcPr>
           <w:p>
             <w:pPr>
@@ -2091,24 +2052,6 @@
                 <w:sz w:val="22"/>
               </w:rPr>
               <w:t>Metody statyczne, tablice i ich praktyczne zastosowanie; interakcja człowiek – komputer z użyciem Console.ReadLine/WriteLine, parsowanie danych wejściowych.</w:t>
-            </w:r>
-          </w:p>
-        </w:tc>
-        <w:tc>
-          <w:tcPr>
-            <w:tcW w:type="dxa" w:w="4252"/>
-          </w:tcPr>
-          <w:p>
-            <w:pPr>
-              <w:spacing w:before="20" w:after="20"/>
-            </w:pPr>
-            <w:r>
-              <w:rPr>
-                <w:rFonts w:ascii="Aptos" w:hAnsi="Aptos"/>
-                <w:b w:val="0"/>
-                <w:i w:val="0"/>
-                <w:sz w:val="22"/>
-              </w:rPr>
             </w:r>
           </w:p>
         </w:tc>
@@ -2135,7 +2078,7 @@
         </w:tc>
         <w:tc>
           <w:tcPr>
-            <w:tcW w:type="dxa" w:w="4536"/>
+            <w:tcW w:type="dxa" w:w="8788"/>
           </w:tcPr>
           <w:p>
             <w:pPr>
@@ -2149,24 +2092,6 @@
                 <w:sz w:val="22"/>
               </w:rPr>
               <w:t>Programowanie obiektowe: definicja klas, tworzenie obiektów, konstruktory, pola i właściwości (properties). Implementacja metod niestatycznych.</w:t>
-            </w:r>
-          </w:p>
-        </w:tc>
-        <w:tc>
-          <w:tcPr>
-            <w:tcW w:type="dxa" w:w="4252"/>
-          </w:tcPr>
-          <w:p>
-            <w:pPr>
-              <w:spacing w:before="20" w:after="20"/>
-            </w:pPr>
-            <w:r>
-              <w:rPr>
-                <w:rFonts w:ascii="Aptos" w:hAnsi="Aptos"/>
-                <w:b w:val="0"/>
-                <w:i w:val="0"/>
-                <w:sz w:val="22"/>
-              </w:rPr>
             </w:r>
           </w:p>
         </w:tc>
@@ -2193,7 +2118,7 @@
         </w:tc>
         <w:tc>
           <w:tcPr>
-            <w:tcW w:type="dxa" w:w="4536"/>
+            <w:tcW w:type="dxa" w:w="8788"/>
           </w:tcPr>
           <w:p>
             <w:pPr>
@@ -2207,24 +2132,6 @@
                 <w:sz w:val="22"/>
               </w:rPr>
               <w:t>Enkapsulacja, modyfikatory dostępu, zasady przechowywania danych w pamięci: stos i sterta w kontekście .NET; typy wartościowe i referencyjne.</w:t>
-            </w:r>
-          </w:p>
-        </w:tc>
-        <w:tc>
-          <w:tcPr>
-            <w:tcW w:type="dxa" w:w="4252"/>
-          </w:tcPr>
-          <w:p>
-            <w:pPr>
-              <w:spacing w:before="20" w:after="20"/>
-            </w:pPr>
-            <w:r>
-              <w:rPr>
-                <w:rFonts w:ascii="Aptos" w:hAnsi="Aptos"/>
-                <w:b w:val="0"/>
-                <w:i w:val="0"/>
-                <w:sz w:val="22"/>
-              </w:rPr>
             </w:r>
           </w:p>
         </w:tc>
@@ -2251,7 +2158,7 @@
         </w:tc>
         <w:tc>
           <w:tcPr>
-            <w:tcW w:type="dxa" w:w="4536"/>
+            <w:tcW w:type="dxa" w:w="8788"/>
           </w:tcPr>
           <w:p>
             <w:pPr>
@@ -2265,24 +2172,6 @@
                 <w:sz w:val="22"/>
               </w:rPr>
               <w:t>Dziedziczenie: override oraz overload, metody wirtualne, przesłanianie składowych, dziedziczenie po klasie object (ToString, Equals, GetHashCode).</w:t>
-            </w:r>
-          </w:p>
-        </w:tc>
-        <w:tc>
-          <w:tcPr>
-            <w:tcW w:type="dxa" w:w="4252"/>
-          </w:tcPr>
-          <w:p>
-            <w:pPr>
-              <w:spacing w:before="20" w:after="20"/>
-            </w:pPr>
-            <w:r>
-              <w:rPr>
-                <w:rFonts w:ascii="Aptos" w:hAnsi="Aptos"/>
-                <w:b w:val="0"/>
-                <w:i w:val="0"/>
-                <w:sz w:val="22"/>
-              </w:rPr>
             </w:r>
           </w:p>
         </w:tc>
@@ -2309,7 +2198,7 @@
         </w:tc>
         <w:tc>
           <w:tcPr>
-            <w:tcW w:type="dxa" w:w="4536"/>
+            <w:tcW w:type="dxa" w:w="8788"/>
           </w:tcPr>
           <w:p>
             <w:pPr>
@@ -2323,24 +2212,6 @@
                 <w:sz w:val="22"/>
               </w:rPr>
               <w:t>Klasy abstrakcyjne, polimorfizm, kompozycja; wprowadzenie do przestrzeni nazw i organizacji projektu.</w:t>
-            </w:r>
-          </w:p>
-        </w:tc>
-        <w:tc>
-          <w:tcPr>
-            <w:tcW w:type="dxa" w:w="4252"/>
-          </w:tcPr>
-          <w:p>
-            <w:pPr>
-              <w:spacing w:before="20" w:after="20"/>
-            </w:pPr>
-            <w:r>
-              <w:rPr>
-                <w:rFonts w:ascii="Aptos" w:hAnsi="Aptos"/>
-                <w:b w:val="0"/>
-                <w:i w:val="0"/>
-                <w:sz w:val="22"/>
-              </w:rPr>
             </w:r>
           </w:p>
         </w:tc>
@@ -2367,7 +2238,7 @@
         </w:tc>
         <w:tc>
           <w:tcPr>
-            <w:tcW w:type="dxa" w:w="4536"/>
+            <w:tcW w:type="dxa" w:w="8788"/>
           </w:tcPr>
           <w:p>
             <w:pPr>
@@ -2381,24 +2252,6 @@
                 <w:sz w:val="22"/>
               </w:rPr>
               <w:t>Parametry opcjonalne i nazwane, params (zmienna liczba parametrów) oraz omówienie wyjątków (try/catch/finally), własne wyjątki.</w:t>
-            </w:r>
-          </w:p>
-        </w:tc>
-        <w:tc>
-          <w:tcPr>
-            <w:tcW w:type="dxa" w:w="4252"/>
-          </w:tcPr>
-          <w:p>
-            <w:pPr>
-              <w:spacing w:before="20" w:after="20"/>
-            </w:pPr>
-            <w:r>
-              <w:rPr>
-                <w:rFonts w:ascii="Aptos" w:hAnsi="Aptos"/>
-                <w:b w:val="0"/>
-                <w:i w:val="0"/>
-                <w:sz w:val="22"/>
-              </w:rPr>
             </w:r>
           </w:p>
         </w:tc>
@@ -2425,7 +2278,7 @@
         </w:tc>
         <w:tc>
           <w:tcPr>
-            <w:tcW w:type="dxa" w:w="4536"/>
+            <w:tcW w:type="dxa" w:w="8788"/>
           </w:tcPr>
           <w:p>
             <w:pPr>
@@ -2439,24 +2292,6 @@
                 <w:sz w:val="22"/>
               </w:rPr>
               <w:t>Wyrażenia regularne w .NET, operacje na plikach (System.IO), serializacja w podstawowym zakresie (np. JSON jako format danych – wprowadzenie).</w:t>
-            </w:r>
-          </w:p>
-        </w:tc>
-        <w:tc>
-          <w:tcPr>
-            <w:tcW w:type="dxa" w:w="4252"/>
-          </w:tcPr>
-          <w:p>
-            <w:pPr>
-              <w:spacing w:before="20" w:after="20"/>
-            </w:pPr>
-            <w:r>
-              <w:rPr>
-                <w:rFonts w:ascii="Aptos" w:hAnsi="Aptos"/>
-                <w:b w:val="0"/>
-                <w:i w:val="0"/>
-                <w:sz w:val="22"/>
-              </w:rPr>
             </w:r>
           </w:p>
         </w:tc>
@@ -2483,7 +2318,7 @@
         </w:tc>
         <w:tc>
           <w:tcPr>
-            <w:tcW w:type="dxa" w:w="4536"/>
+            <w:tcW w:type="dxa" w:w="8788"/>
           </w:tcPr>
           <w:p>
             <w:pPr>
@@ -2497,24 +2332,6 @@
                 <w:sz w:val="22"/>
               </w:rPr>
               <w:t>Interfejsy w C#, implementacja wielokrotna interfejsów; interfejs IComparable, wprowadzenie do typów generycznych.</w:t>
-            </w:r>
-          </w:p>
-        </w:tc>
-        <w:tc>
-          <w:tcPr>
-            <w:tcW w:type="dxa" w:w="4252"/>
-          </w:tcPr>
-          <w:p>
-            <w:pPr>
-              <w:spacing w:before="20" w:after="20"/>
-            </w:pPr>
-            <w:r>
-              <w:rPr>
-                <w:rFonts w:ascii="Aptos" w:hAnsi="Aptos"/>
-                <w:b w:val="0"/>
-                <w:i w:val="0"/>
-                <w:sz w:val="22"/>
-              </w:rPr>
             </w:r>
           </w:p>
         </w:tc>
@@ -2541,7 +2358,7 @@
         </w:tc>
         <w:tc>
           <w:tcPr>
-            <w:tcW w:type="dxa" w:w="4536"/>
+            <w:tcW w:type="dxa" w:w="8788"/>
           </w:tcPr>
           <w:p>
             <w:pPr>
@@ -2555,24 +2372,6 @@
                 <w:sz w:val="22"/>
               </w:rPr>
               <w:t>Kolekcje generyczne: List, Dictionary, HashSet; iteracja (foreach), porównywanie i sortowanie; wprowadzenie do LINQ (Where/Select/OrderBy).</w:t>
-            </w:r>
-          </w:p>
-        </w:tc>
-        <w:tc>
-          <w:tcPr>
-            <w:tcW w:type="dxa" w:w="4252"/>
-          </w:tcPr>
-          <w:p>
-            <w:pPr>
-              <w:spacing w:before="20" w:after="20"/>
-            </w:pPr>
-            <w:r>
-              <w:rPr>
-                <w:rFonts w:ascii="Aptos" w:hAnsi="Aptos"/>
-                <w:b w:val="0"/>
-                <w:i w:val="0"/>
-                <w:sz w:val="22"/>
-              </w:rPr>
             </w:r>
           </w:p>
         </w:tc>
@@ -2599,7 +2398,7 @@
         </w:tc>
         <w:tc>
           <w:tcPr>
-            <w:tcW w:type="dxa" w:w="4536"/>
+            <w:tcW w:type="dxa" w:w="8788"/>
           </w:tcPr>
           <w:p>
             <w:pPr>
@@ -2613,24 +2412,6 @@
                 <w:sz w:val="22"/>
               </w:rPr>
               <w:t>Delegaty i zdarzenia: model zdarzeniowy w C#, Action/Func, event; podstawy programowania zdarzeniowego na prostych przykładach.</w:t>
-            </w:r>
-          </w:p>
-        </w:tc>
-        <w:tc>
-          <w:tcPr>
-            <w:tcW w:type="dxa" w:w="4252"/>
-          </w:tcPr>
-          <w:p>
-            <w:pPr>
-              <w:spacing w:before="20" w:after="20"/>
-            </w:pPr>
-            <w:r>
-              <w:rPr>
-                <w:rFonts w:ascii="Aptos" w:hAnsi="Aptos"/>
-                <w:b w:val="0"/>
-                <w:i w:val="0"/>
-                <w:sz w:val="22"/>
-              </w:rPr>
             </w:r>
           </w:p>
         </w:tc>
@@ -2657,7 +2438,7 @@
         </w:tc>
         <w:tc>
           <w:tcPr>
-            <w:tcW w:type="dxa" w:w="4536"/>
+            <w:tcW w:type="dxa" w:w="8788"/>
           </w:tcPr>
           <w:p>
             <w:pPr>
@@ -2671,24 +2452,6 @@
                 <w:sz w:val="22"/>
               </w:rPr>
               <w:t>Omówienie wybranych wzorców projektowych (np. Singleton, Factory, Strategy) oraz wstęp do programowania asynchronicznego w C# (async/await) w kontekście prostych operacji I/O.</w:t>
-            </w:r>
-          </w:p>
-        </w:tc>
-        <w:tc>
-          <w:tcPr>
-            <w:tcW w:type="dxa" w:w="4252"/>
-          </w:tcPr>
-          <w:p>
-            <w:pPr>
-              <w:spacing w:before="20" w:after="20"/>
-            </w:pPr>
-            <w:r>
-              <w:rPr>
-                <w:rFonts w:ascii="Aptos" w:hAnsi="Aptos"/>
-                <w:b w:val="0"/>
-                <w:i w:val="0"/>
-                <w:sz w:val="22"/>
-              </w:rPr>
             </w:r>
           </w:p>
         </w:tc>
